--- a/design/Final_BRD_PRD_SRS_SDD.docx
+++ b/design/Final_BRD_PRD_SRS_SDD.docx
@@ -59,6 +59,10 @@
         <w:t>Kebutuhan sistem:</w:t>
         <w:br/>
         <w:t>- Frontend: React / Next.js / Tailwind CSS v4</w:t>
+        <w:br/>
+        <w:t>- Tema UI/UX: Techwind 3.3.0 sebagai tema tunggal wajib; Public hanya Landing/dist, Admin hanya Dashboard/dist, dan Web/Mobile mengadaptasi pola Techwind</w:t>
+        <w:br/>
+        <w:t>- Batasan: tema, template, design system, layout, komponen visual, tipografi, dan bahasa interaksi selain Techwind dilarang; Tailwind/pustaka UI hanya alat implementasi</w:t>
         <w:br/>
         <w:t>- Backend: Golang microservices</w:t>
         <w:br/>
